--- a/tillsyn/A 33882-2024 tillsynsbegäran.docx
+++ b/tillsyn/A 33882-2024 tillsynsbegäran.docx
@@ -1050,7 +1050,7 @@
     <w:r>
       <w:tab/>
       <w:tab/>
-      <w:t>2026-09-14</w:t>
+      <w:t>2026-09-15</w:t>
       <w:br/>
       <w:br/>
     </w:r>

--- a/tillsyn/A 33882-2024 tillsynsbegäran.docx
+++ b/tillsyn/A 33882-2024 tillsynsbegäran.docx
@@ -1050,7 +1050,7 @@
     <w:r>
       <w:tab/>
       <w:tab/>
-      <w:t>2026-09-15</w:t>
+      <w:t>2026-09-16</w:t>
       <w:br/>
       <w:br/>
     </w:r>

--- a/tillsyn/A 33882-2024 tillsynsbegäran.docx
+++ b/tillsyn/A 33882-2024 tillsynsbegäran.docx
@@ -1050,7 +1050,7 @@
     <w:r>
       <w:tab/>
       <w:tab/>
-      <w:t>2026-09-16</w:t>
+      <w:t>2026-09-17</w:t>
       <w:br/>
       <w:br/>
     </w:r>

--- a/tillsyn/A 33882-2024 tillsynsbegäran.docx
+++ b/tillsyn/A 33882-2024 tillsynsbegäran.docx
@@ -1050,7 +1050,7 @@
     <w:r>
       <w:tab/>
       <w:tab/>
-      <w:t>2026-09-17</w:t>
+      <w:t>2026-09-18</w:t>
       <w:br/>
       <w:br/>
     </w:r>

--- a/tillsyn/A 33882-2024 tillsynsbegäran.docx
+++ b/tillsyn/A 33882-2024 tillsynsbegäran.docx
@@ -1050,7 +1050,7 @@
     <w:r>
       <w:tab/>
       <w:tab/>
-      <w:t>2026-09-18</w:t>
+      <w:t>2026-09-19</w:t>
       <w:br/>
       <w:br/>
     </w:r>

--- a/tillsyn/A 33882-2024 tillsynsbegäran.docx
+++ b/tillsyn/A 33882-2024 tillsynsbegäran.docx
@@ -1050,7 +1050,7 @@
     <w:r>
       <w:tab/>
       <w:tab/>
-      <w:t>2026-09-19</w:t>
+      <w:t>2026-09-21</w:t>
       <w:br/>
       <w:br/>
     </w:r>

--- a/tillsyn/A 33882-2024 tillsynsbegäran.docx
+++ b/tillsyn/A 33882-2024 tillsynsbegäran.docx
@@ -1050,7 +1050,7 @@
     <w:r>
       <w:tab/>
       <w:tab/>
-      <w:t>2026-09-21</w:t>
+      <w:t>2026-09-23</w:t>
       <w:br/>
       <w:br/>
     </w:r>

--- a/tillsyn/A 33882-2024 tillsynsbegäran.docx
+++ b/tillsyn/A 33882-2024 tillsynsbegäran.docx
@@ -1050,7 +1050,7 @@
     <w:r>
       <w:tab/>
       <w:tab/>
-      <w:t>2026-09-23</w:t>
+      <w:t>2026-09-24</w:t>
       <w:br/>
       <w:br/>
     </w:r>

--- a/tillsyn/A 33882-2024 tillsynsbegäran.docx
+++ b/tillsyn/A 33882-2024 tillsynsbegäran.docx
@@ -1050,7 +1050,7 @@
     <w:r>
       <w:tab/>
       <w:tab/>
-      <w:t>2026-09-24</w:t>
+      <w:t>2026-09-25</w:t>
       <w:br/>
       <w:br/>
     </w:r>

--- a/tillsyn/A 33882-2024 tillsynsbegäran.docx
+++ b/tillsyn/A 33882-2024 tillsynsbegäran.docx
@@ -1050,7 +1050,7 @@
     <w:r>
       <w:tab/>
       <w:tab/>
-      <w:t>2026-09-25</w:t>
+      <w:t>2026-09-26</w:t>
       <w:br/>
       <w:br/>
     </w:r>

--- a/tillsyn/A 33882-2024 tillsynsbegäran.docx
+++ b/tillsyn/A 33882-2024 tillsynsbegäran.docx
@@ -65,7 +65,7 @@
     </w:p>
     <w:p>
       <w:r>
-        <w:t>I och inom 23 meter från avverkningsanmälan finns fynd av 8 naturvårdsarter, varav 6 är rödlistade, 4 är fridlysta, 5 är typiska (T) och 1 är signalart (S): garnlav (VU, T), skuggnål (VU), lavskrika (NT, T, §4), skrovellav (NT, T), tretåig hackspett (NT, T, §4), vitplätt (NT), spindelblomster (S, T, §8) och revlummer (§9). Se Figur 1.</w:t>
+        <w:t>I och inom 23 meter från avverkningsanmälan finns fynd av 9 naturvårdsarter, varav 7 är rödlistade, 4 är fridlysta, 6 är typiska (T) och 1 är signalart (S): garnlav (VU, T), skuggnål (VU), knottrig blåslav (NT, T), lavskrika (NT, T, §4), skrovellav (NT, T), tretåig hackspett (NT, T, §4), vitplätt (NT), spindelblomster (S, T, §8) och revlummer (§9). Se Figur 1.</w:t>
       </w:r>
     </w:p>
     <w:p>
@@ -149,6 +149,37 @@
         <w:rPr>
           <w:b/>
         </w:rPr>
+        <w:t>Knottrig blåslav (NT)</w:t>
+      </w:r>
+      <w:r>
+        <w:t xml:space="preserve"> har sin huvudutbredning i gamla granskogar i det övre barrskogsbältet mot fjällen. Den signalerar alltid höga naturvärden och växer i skogar med lång kontinuitet, mest i opåverkade naturskogsbestånd. Arten överlever inte en slutavverkning (inklusive hänsyn) och den finns idag enbart i kontinuitetsskog. Lavens fortsatta förekomst bör säkerställas genom att lokaler med äldre barrskog skyddas. Knottrig blåslav är typisk art för </w:t>
+      </w:r>
+      <w:r>
+        <w:rPr>
+          <w:i/>
+        </w:rPr>
+        <w:t xml:space="preserve">9010 Taiga </w:t>
+      </w:r>
+      <w:r>
+        <w:t>och</w:t>
+      </w:r>
+      <w:r>
+        <w:rPr>
+          <w:i/>
+        </w:rPr>
+        <w:t xml:space="preserve"> 9040 Fjällbjörkskog</w:t>
+      </w:r>
+    </w:p>
+    <w:p>
+      <w:r>
+        <w:t>(SLU Artdatabanken, 2024; Nitare &amp; Skogsstyrelsen, 2019).</w:t>
+      </w:r>
+    </w:p>
+    <w:p>
+      <w:r>
+        <w:rPr>
+          <w:b/>
+        </w:rPr>
         <w:t>Lavskrika (NT, §4)</w:t>
       </w:r>
       <w:r>
@@ -317,7 +348,7 @@
     </w:p>
     <w:p>
       <w:r>
-        <w:t>Följande typiska arter har sina livsmiljöer och växtplatser i den avverkningsanmälda skogen: garnlav (VU, T), lavskrika (NT, T, §4), skrovellav (NT, T), tretåig hackspett (NT, T, §4) och spindelblomster (S, T, §8).</w:t>
+        <w:t>Följande typiska arter har sina livsmiljöer och växtplatser i den avverkningsanmälda skogen: garnlav (VU, T), knottrig blåslav (NT, T), lavskrika (NT, T, §4), skrovellav (NT, T), tretåig hackspett (NT, T, §4) och spindelblomster (S, T, §8).</w:t>
       </w:r>
     </w:p>
     <w:p>
@@ -1050,7 +1081,7 @@
     <w:r>
       <w:tab/>
       <w:tab/>
-      <w:t>2026-09-26</w:t>
+      <w:t>2026-09-27</w:t>
       <w:br/>
       <w:br/>
     </w:r>

--- a/tillsyn/A 33882-2024 tillsynsbegäran.docx
+++ b/tillsyn/A 33882-2024 tillsynsbegäran.docx
@@ -1081,7 +1081,7 @@
     <w:r>
       <w:tab/>
       <w:tab/>
-      <w:t>2026-09-27</w:t>
+      <w:t>2026-09-28</w:t>
       <w:br/>
       <w:br/>
     </w:r>

--- a/tillsyn/A 33882-2024 tillsynsbegäran.docx
+++ b/tillsyn/A 33882-2024 tillsynsbegäran.docx
@@ -1081,7 +1081,7 @@
     <w:r>
       <w:tab/>
       <w:tab/>
-      <w:t>2026-09-28</w:t>
+      <w:t>2026-09-29</w:t>
       <w:br/>
       <w:br/>
     </w:r>

--- a/tillsyn/A 33882-2024 tillsynsbegäran.docx
+++ b/tillsyn/A 33882-2024 tillsynsbegäran.docx
@@ -1081,7 +1081,7 @@
     <w:r>
       <w:tab/>
       <w:tab/>
-      <w:t>2026-09-29</w:t>
+      <w:t>2026-09-30</w:t>
       <w:br/>
       <w:br/>
     </w:r>

--- a/tillsyn/A 33882-2024 tillsynsbegäran.docx
+++ b/tillsyn/A 33882-2024 tillsynsbegäran.docx
@@ -1081,7 +1081,7 @@
     <w:r>
       <w:tab/>
       <w:tab/>
-      <w:t>2026-09-30</w:t>
+      <w:t>2026-10-01</w:t>
       <w:br/>
       <w:br/>
     </w:r>

--- a/tillsyn/A 33882-2024 tillsynsbegäran.docx
+++ b/tillsyn/A 33882-2024 tillsynsbegäran.docx
@@ -1081,7 +1081,7 @@
     <w:r>
       <w:tab/>
       <w:tab/>
-      <w:t>2026-10-01</w:t>
+      <w:t>2026-10-02</w:t>
       <w:br/>
       <w:br/>
     </w:r>

--- a/tillsyn/A 33882-2024 tillsynsbegäran.docx
+++ b/tillsyn/A 33882-2024 tillsynsbegäran.docx
@@ -1081,7 +1081,7 @@
     <w:r>
       <w:tab/>
       <w:tab/>
-      <w:t>2026-10-02</w:t>
+      <w:t>2026-10-03</w:t>
       <w:br/>
       <w:br/>
     </w:r>

--- a/tillsyn/A 33882-2024 tillsynsbegäran.docx
+++ b/tillsyn/A 33882-2024 tillsynsbegäran.docx
@@ -1081,7 +1081,7 @@
     <w:r>
       <w:tab/>
       <w:tab/>
-      <w:t>2026-10-03</w:t>
+      <w:t>2026-10-04</w:t>
       <w:br/>
       <w:br/>
     </w:r>

--- a/tillsyn/A 33882-2024 tillsynsbegäran.docx
+++ b/tillsyn/A 33882-2024 tillsynsbegäran.docx
@@ -1081,7 +1081,7 @@
     <w:r>
       <w:tab/>
       <w:tab/>
-      <w:t>2026-10-04</w:t>
+      <w:t>2026-10-05</w:t>
       <w:br/>
       <w:br/>
     </w:r>

--- a/tillsyn/A 33882-2024 tillsynsbegäran.docx
+++ b/tillsyn/A 33882-2024 tillsynsbegäran.docx
@@ -22,7 +22,7 @@
       <w:r>
         <w:drawing>
           <wp:inline xmlns:a="http://schemas.openxmlformats.org/drawingml/2006/main" xmlns:pic="http://schemas.openxmlformats.org/drawingml/2006/picture">
-            <wp:extent cx="5486400" cy="2245465"/>
+            <wp:extent cx="5486400" cy="2126687"/>
             <wp:docPr id="1" name="Picture 1"/>
             <wp:cNvGraphicFramePr>
               <a:graphicFrameLocks noChangeAspect="1"/>
@@ -43,7 +43,7 @@
                   <pic:spPr>
                     <a:xfrm>
                       <a:off x="0" y="0"/>
-                      <a:ext cx="5486400" cy="2245465"/>
+                      <a:ext cx="5486400" cy="2126687"/>
                     </a:xfrm>
                     <a:prstGeom prst="rect"/>
                   </pic:spPr>
@@ -65,7 +65,7 @@
     </w:p>
     <w:p>
       <w:r>
-        <w:t>I och inom 23 meter från avverkningsanmälan finns fynd av 9 naturvårdsarter, varav 7 är rödlistade, 4 är fridlysta, 6 är typiska (T) och 1 är signalart (S): garnlav (VU, T), skuggnål (VU), knottrig blåslav (NT, T), lavskrika (NT, T, §4), skrovellav (NT, T), tretåig hackspett (NT, T, §4), vitplätt (NT), spindelblomster (S, T, §8) och revlummer (§9). Se Figur 1.</w:t>
+        <w:t>I och inom 23 meter från avverkningsanmälan finns fynd av 10 naturvårdsarter, varav 7 är rödlistade, 4 är fridlysta, 7 är typiska (T) och 2 är signalarter (S): garnlav (VU, T), skuggnål (VU), knottrig blåslav (NT, T), lavskrika (NT, T, §4), skrovellav (NT, T), tretåig hackspett (NT, T, §4), vitplätt (NT), spindelblomster (S, T, §8), vedticka (S, T) och revlummer (§9). Se Figur 1.</w:t>
       </w:r>
     </w:p>
     <w:p>
@@ -312,25 +312,23 @@
       </w:r>
     </w:p>
     <w:p>
-      <w:pPr>
-        <w:pStyle w:val="Heading1"/>
-      </w:pPr>
-      <w:r>
-        <w:t>EU:s fågeldirektiv</w:t>
-      </w:r>
-    </w:p>
-    <w:p>
-      <w:r>
-        <w:t xml:space="preserve">Europeiska unionens medlemsländer är skyldiga att agera i enlighet med EU:s fågeldirektiv där det uttryckligen står att direktivet gäller för fåglar samt för deras ägg, bon och </w:t>
-      </w:r>
       <w:r>
         <w:rPr>
           <w:b/>
         </w:rPr>
-        <w:t xml:space="preserve">livsmiljöer </w:t>
-      </w:r>
-      <w:r>
-        <w:t>(artikel 1). Vidare att de åtgärder som vidtas inte får leda till en försämring av den nuvarande situationen beträffande bevarandet av de fågelarter som avses i artikel 1 (artikel 13). Fågeldirektivet är styrande för tillsynsansvariga myndigheters ärendehantering, ställningstaganden och beslutsfattande.</w:t>
+        <w:t xml:space="preserve">Vedticka </w:t>
+      </w:r>
+      <w:r>
+        <w:t xml:space="preserve">är en bra signalart söder om den naturliga norrlandsgränsen. Den är huvudsakligen knuten till äldre barrskogar där det föreligger långvarig kontinuitet av död barrved. Vedticka är typisk art för </w:t>
+      </w:r>
+      <w:r>
+        <w:rPr>
+          <w:i/>
+        </w:rPr>
+        <w:t xml:space="preserve">9010 Taiga </w:t>
+      </w:r>
+      <w:r>
+        <w:t>(Nitare &amp; Skogsstyrelsen, 2019; SLU Artdatabanken, 2025).</w:t>
       </w:r>
     </w:p>
     <w:p>
@@ -338,17 +336,39 @@
         <w:pStyle w:val="Heading1"/>
       </w:pPr>
       <w:r>
-        <w:t>Typiska arter och EU:s art- och habitatdirektiv</w:t>
+        <w:t>EU:s fågeldirektiv</w:t>
       </w:r>
     </w:p>
     <w:p>
       <w:r>
-        <w:t>Typiska arter används för att lokalisera områden med gynnsam bevarandestatus för de naturtyper som är listade i EU:s art- och habitatdirektiv. Ett exempel är Västlig taiga (EU-kod 9010) som saknar gynnsam bevarandestatus och minskar starkt som naturtyp i Sverige. Naturvårdsverket skriver i sin vägledning för Västlig taiga att dylika miljöer förutsätter normalt att skogarna skyddas långsiktigt, eftersom skogsbruk inte är förenligt med bevarande av naturtypen i gynnsamt tillstånd (Naturvårdsverket, 2011).</w:t>
+        <w:t xml:space="preserve">Europeiska unionens medlemsländer är skyldiga att agera i enlighet med EU:s fågeldirektiv där det uttryckligen står att direktivet gäller för fåglar samt för deras ägg, bon och </w:t>
+      </w:r>
+      <w:r>
+        <w:rPr>
+          <w:b/>
+        </w:rPr>
+        <w:t xml:space="preserve">livsmiljöer </w:t>
+      </w:r>
+      <w:r>
+        <w:t>(artikel 1). Vidare att de åtgärder som vidtas inte får leda till en försämring av den nuvarande situationen beträffande bevarandet av de fågelarter som avses i artikel 1 (artikel 13). Fågeldirektivet är styrande för tillsynsansvariga myndigheters ärendehantering, ställningstaganden och beslutsfattande.</w:t>
       </w:r>
     </w:p>
     <w:p>
-      <w:r>
-        <w:t>Följande typiska arter har sina livsmiljöer och växtplatser i den avverkningsanmälda skogen: garnlav (VU, T), knottrig blåslav (NT, T), lavskrika (NT, T, §4), skrovellav (NT, T), tretåig hackspett (NT, T, §4) och spindelblomster (S, T, §8).</w:t>
+      <w:pPr>
+        <w:pStyle w:val="Heading1"/>
+      </w:pPr>
+      <w:r>
+        <w:t>Typiska arter och EU:s art- och habitatdirektiv</w:t>
+      </w:r>
+    </w:p>
+    <w:p>
+      <w:r>
+        <w:t>Typiska arter används för att lokalisera områden med gynnsam bevarandestatus för de naturtyper som är listade i EU:s art- och habitatdirektiv. Ett exempel är Västlig taiga (EU-kod 9010) som saknar gynnsam bevarandestatus och minskar starkt som naturtyp i Sverige. Naturvårdsverket skriver i sin vägledning för Västlig taiga att dylika miljöer förutsätter normalt att skogarna skyddas långsiktigt, eftersom skogsbruk inte är förenligt med bevarande av naturtypen i gynnsamt tillstånd (Naturvårdsverket, 2011).</w:t>
+      </w:r>
+    </w:p>
+    <w:p>
+      <w:r>
+        <w:t>Följande typiska arter har sina livsmiljöer och växtplatser i den avverkningsanmälda skogen: garnlav (VU, T), knottrig blåslav (NT, T), lavskrika (NT, T, §4), skrovellav (NT, T), tretåig hackspett (NT, T, §4), spindelblomster (S, T, §8) och vedticka (S, T).</w:t>
       </w:r>
     </w:p>
     <w:p>
@@ -1081,7 +1101,7 @@
     <w:r>
       <w:tab/>
       <w:tab/>
-      <w:t>2026-10-05</w:t>
+      <w:t>2026-10-06</w:t>
       <w:br/>
       <w:br/>
     </w:r>

--- a/tillsyn/A 33882-2024 tillsynsbegäran.docx
+++ b/tillsyn/A 33882-2024 tillsynsbegäran.docx
@@ -1101,7 +1101,7 @@
     <w:r>
       <w:tab/>
       <w:tab/>
-      <w:t>2026-10-06</w:t>
+      <w:t>2026-10-07</w:t>
       <w:br/>
       <w:br/>
     </w:r>

--- a/tillsyn/A 33882-2024 tillsynsbegäran.docx
+++ b/tillsyn/A 33882-2024 tillsynsbegäran.docx
@@ -1101,7 +1101,7 @@
     <w:r>
       <w:tab/>
       <w:tab/>
-      <w:t>2026-10-07</w:t>
+      <w:t>2026-10-08</w:t>
       <w:br/>
       <w:br/>
     </w:r>

--- a/tillsyn/A 33882-2024 tillsynsbegäran.docx
+++ b/tillsyn/A 33882-2024 tillsynsbegäran.docx
@@ -1101,7 +1101,7 @@
     <w:r>
       <w:tab/>
       <w:tab/>
-      <w:t>2026-10-08</w:t>
+      <w:t>2026-10-09</w:t>
       <w:br/>
       <w:br/>
     </w:r>

--- a/tillsyn/A 33882-2024 tillsynsbegäran.docx
+++ b/tillsyn/A 33882-2024 tillsynsbegäran.docx
@@ -1101,7 +1101,7 @@
     <w:r>
       <w:tab/>
       <w:tab/>
-      <w:t>2026-10-09</w:t>
+      <w:t>2026-10-10</w:t>
       <w:br/>
       <w:br/>
     </w:r>

--- a/tillsyn/A 33882-2024 tillsynsbegäran.docx
+++ b/tillsyn/A 33882-2024 tillsynsbegäran.docx
@@ -1101,7 +1101,7 @@
     <w:r>
       <w:tab/>
       <w:tab/>
-      <w:t>2026-10-10</w:t>
+      <w:t>2026-10-11</w:t>
       <w:br/>
       <w:br/>
     </w:r>

--- a/tillsyn/A 33882-2024 tillsynsbegäran.docx
+++ b/tillsyn/A 33882-2024 tillsynsbegäran.docx
@@ -1101,7 +1101,7 @@
     <w:r>
       <w:tab/>
       <w:tab/>
-      <w:t>2026-10-11</w:t>
+      <w:t>2026-10-12</w:t>
       <w:br/>
       <w:br/>
     </w:r>

--- a/tillsyn/A 33882-2024 tillsynsbegäran.docx
+++ b/tillsyn/A 33882-2024 tillsynsbegäran.docx
@@ -1101,7 +1101,7 @@
     <w:r>
       <w:tab/>
       <w:tab/>
-      <w:t>2026-10-12</w:t>
+      <w:t>2026-10-13</w:t>
       <w:br/>
       <w:br/>
     </w:r>

--- a/tillsyn/A 33882-2024 tillsynsbegäran.docx
+++ b/tillsyn/A 33882-2024 tillsynsbegäran.docx
@@ -1101,7 +1101,7 @@
     <w:r>
       <w:tab/>
       <w:tab/>
-      <w:t>2026-10-13</w:t>
+      <w:t>2026-10-14</w:t>
       <w:br/>
       <w:br/>
     </w:r>

--- a/tillsyn/A 33882-2024 tillsynsbegäran.docx
+++ b/tillsyn/A 33882-2024 tillsynsbegäran.docx
@@ -1101,7 +1101,7 @@
     <w:r>
       <w:tab/>
       <w:tab/>
-      <w:t>2026-10-14</w:t>
+      <w:t>2026-10-15</w:t>
       <w:br/>
       <w:br/>
     </w:r>

--- a/tillsyn/A 33882-2024 tillsynsbegäran.docx
+++ b/tillsyn/A 33882-2024 tillsynsbegäran.docx
@@ -1101,7 +1101,7 @@
     <w:r>
       <w:tab/>
       <w:tab/>
-      <w:t>2026-10-15</w:t>
+      <w:t>2026-10-16</w:t>
       <w:br/>
       <w:br/>
     </w:r>

--- a/tillsyn/A 33882-2024 tillsynsbegäran.docx
+++ b/tillsyn/A 33882-2024 tillsynsbegäran.docx
@@ -1101,7 +1101,7 @@
     <w:r>
       <w:tab/>
       <w:tab/>
-      <w:t>2026-10-16</w:t>
+      <w:t>2026-10-17</w:t>
       <w:br/>
       <w:br/>
     </w:r>

--- a/tillsyn/A 33882-2024 tillsynsbegäran.docx
+++ b/tillsyn/A 33882-2024 tillsynsbegäran.docx
@@ -1101,7 +1101,7 @@
     <w:r>
       <w:tab/>
       <w:tab/>
-      <w:t>2026-10-17</w:t>
+      <w:t>2026-10-18</w:t>
       <w:br/>
       <w:br/>
     </w:r>

--- a/tillsyn/A 33882-2024 tillsynsbegäran.docx
+++ b/tillsyn/A 33882-2024 tillsynsbegäran.docx
@@ -1101,7 +1101,7 @@
     <w:r>
       <w:tab/>
       <w:tab/>
-      <w:t>2026-10-18</w:t>
+      <w:t>2026-10-19</w:t>
       <w:br/>
       <w:br/>
     </w:r>

--- a/tillsyn/A 33882-2024 tillsynsbegäran.docx
+++ b/tillsyn/A 33882-2024 tillsynsbegäran.docx
@@ -1101,7 +1101,7 @@
     <w:r>
       <w:tab/>
       <w:tab/>
-      <w:t>2026-10-19</w:t>
+      <w:t>2026-10-20</w:t>
       <w:br/>
       <w:br/>
     </w:r>

--- a/tillsyn/A 33882-2024 tillsynsbegäran.docx
+++ b/tillsyn/A 33882-2024 tillsynsbegäran.docx
@@ -1101,7 +1101,7 @@
     <w:r>
       <w:tab/>
       <w:tab/>
-      <w:t>2026-10-20</w:t>
+      <w:t>2026-10-21</w:t>
       <w:br/>
       <w:br/>
     </w:r>

--- a/tillsyn/A 33882-2024 tillsynsbegäran.docx
+++ b/tillsyn/A 33882-2024 tillsynsbegäran.docx
@@ -1101,7 +1101,7 @@
     <w:r>
       <w:tab/>
       <w:tab/>
-      <w:t>2026-10-21</w:t>
+      <w:t>2026-10-22</w:t>
       <w:br/>
       <w:br/>
     </w:r>

--- a/tillsyn/A 33882-2024 tillsynsbegäran.docx
+++ b/tillsyn/A 33882-2024 tillsynsbegäran.docx
@@ -1101,7 +1101,7 @@
     <w:r>
       <w:tab/>
       <w:tab/>
-      <w:t>2026-10-22</w:t>
+      <w:t>2026-10-23</w:t>
       <w:br/>
       <w:br/>
     </w:r>

--- a/tillsyn/A 33882-2024 tillsynsbegäran.docx
+++ b/tillsyn/A 33882-2024 tillsynsbegäran.docx
@@ -1101,7 +1101,7 @@
     <w:r>
       <w:tab/>
       <w:tab/>
-      <w:t>2026-10-23</w:t>
+      <w:t>2026-10-24</w:t>
       <w:br/>
       <w:br/>
     </w:r>

--- a/tillsyn/A 33882-2024 tillsynsbegäran.docx
+++ b/tillsyn/A 33882-2024 tillsynsbegäran.docx
@@ -1101,7 +1101,7 @@
     <w:r>
       <w:tab/>
       <w:tab/>
-      <w:t>2026-10-24</w:t>
+      <w:t>2026-10-25</w:t>
       <w:br/>
       <w:br/>
     </w:r>

--- a/tillsyn/A 33882-2024 tillsynsbegäran.docx
+++ b/tillsyn/A 33882-2024 tillsynsbegäran.docx
@@ -1101,7 +1101,7 @@
     <w:r>
       <w:tab/>
       <w:tab/>
-      <w:t>2026-10-25</w:t>
+      <w:t>2026-10-26</w:t>
       <w:br/>
       <w:br/>
     </w:r>

--- a/tillsyn/A 33882-2024 tillsynsbegäran.docx
+++ b/tillsyn/A 33882-2024 tillsynsbegäran.docx
@@ -1101,7 +1101,7 @@
     <w:r>
       <w:tab/>
       <w:tab/>
-      <w:t>2026-10-26</w:t>
+      <w:t>2026-10-27</w:t>
       <w:br/>
       <w:br/>
     </w:r>

--- a/tillsyn/A 33882-2024 tillsynsbegäran.docx
+++ b/tillsyn/A 33882-2024 tillsynsbegäran.docx
@@ -1101,7 +1101,7 @@
     <w:r>
       <w:tab/>
       <w:tab/>
-      <w:t>2026-10-27</w:t>
+      <w:t>2026-10-28</w:t>
       <w:br/>
       <w:br/>
     </w:r>

--- a/tillsyn/A 33882-2024 tillsynsbegäran.docx
+++ b/tillsyn/A 33882-2024 tillsynsbegäran.docx
@@ -1101,7 +1101,7 @@
     <w:r>
       <w:tab/>
       <w:tab/>
-      <w:t>2026-10-28</w:t>
+      <w:t>2026-10-29</w:t>
       <w:br/>
       <w:br/>
     </w:r>

--- a/tillsyn/A 33882-2024 tillsynsbegäran.docx
+++ b/tillsyn/A 33882-2024 tillsynsbegäran.docx
@@ -1101,7 +1101,7 @@
     <w:r>
       <w:tab/>
       <w:tab/>
-      <w:t>2026-10-29</w:t>
+      <w:t>2026-10-31</w:t>
       <w:br/>
       <w:br/>
     </w:r>
